--- a/examples/clustering/doc/12-model-based-gmm.docx
+++ b/examples/clustering/doc/12-model-based-gmm.docx
@@ -638,7 +638,7 @@
         <w:rPr>
           <w:rStyle w:val="VerbatimChar"/>
         </w:rPr>
-        <w:t xml:space="preserve">##   |                                                                                                                             |                                                                                                                     |   0%  |                                                                                                                             |========                                                                                                             |   7%  |                                                                                                                             |================                                                                                                     |  13%  |                                                                                                                             |=======================                                                                                              |  20%  |                                                                                                                             |===============================                                                                                      |  27%  |                                                                                                                             |=======================================                                                                              |  33%  |                                                                                                                             |===============================================                                                                      |  40%  |                                                                                                                             |=======================================================                                                              |  47%  |                                                                                                                             |==============================================================                                                       |  53%  |                                                                                                                             |======================================================================                                               |  60%  |                                                                                                                             |==============================================================================                                       |  67%  |                                                                                                                             |======================================================================================                               |  73%  |                                                                                                                             |==============================================================================================                       |  80%  |                                                                                                                             |=====================================================================================================                |  87%  |                                                                                                                             |=============================================================================================================        |  93%  |                                                                                                                             |=====================================================================================================================| 100%</w:t>
+        <w:t xml:space="preserve">##   |                                                                                                                              |                                                                                                                      |   0%  |                                                                                                                              |========                                                                                                              |   7%  |                                                                                                                              |================                                                                                                      |  13%  |                                                                                                                              |========================                                                                                              |  20%  |                                                                                                                              |===============================                                                                                       |  27%  |                                                                                                                              |=======================================                                                                               |  33%  |                                                                                                                              |===============================================                                                                       |  40%  |                                                                                                                              |=======================================================                                                               |  47%  |                                                                                                                              |===============================================================                                                       |  53%  |                                                                                                                              |=======================================================================                                               |  60%  |                                                                                                                              |===============================================================================                                       |  67%  |                                                                                                                              |=======================================================================================                               |  73%  |                                                                                                                              |==============================================================================================                        |  80%  |                                                                                                                              |======================================================================================================                |  87%  |                                                                                                                              |==============================================================================================================        |  93%  |                                                                                                                              |======================================================================================================================| 100%</w:t>
       </w:r>
     </w:p>
     <w:p>
@@ -911,69 +911,6 @@
           <w:rStyle w:val="VerbatimChar"/>
         </w:rPr>
         <w:t xml:space="preserve">## [1] 1.584963</w:t>
-      </w:r>
-      <w:r>
-        <w:br/>
-      </w:r>
-      <w:r>
-        <w:rPr>
-          <w:rStyle w:val="VerbatimChar"/>
-        </w:rPr>
-        <w:t xml:space="preserve">## </w:t>
-      </w:r>
-      <w:r>
-        <w:br/>
-      </w:r>
-      <w:r>
-        <w:rPr>
-          <w:rStyle w:val="VerbatimChar"/>
-        </w:rPr>
-        <w:t xml:space="preserve">## $metrics</w:t>
-      </w:r>
-      <w:r>
-        <w:br/>
-      </w:r>
-      <w:r>
-        <w:rPr>
-          <w:rStyle w:val="VerbatimChar"/>
-        </w:rPr>
-        <w:t xml:space="preserve">##                metric        value     goal     type</w:t>
-      </w:r>
-      <w:r>
-        <w:br/>
-      </w:r>
-      <w:r>
-        <w:rPr>
-          <w:rStyle w:val="VerbatimChar"/>
-        </w:rPr>
-        <w:t xml:space="preserve">## 1              loglik -186.0740479 maximize    model</w:t>
-      </w:r>
-      <w:r>
-        <w:br/>
-      </w:r>
-      <w:r>
-        <w:rPr>
-          <w:rStyle w:val="VerbatimChar"/>
-        </w:rPr>
-        <w:t xml:space="preserve">## 2             entropy    0.1611489 minimize external</w:t>
-      </w:r>
-      <w:r>
-        <w:br/>
-      </w:r>
-      <w:r>
-        <w:rPr>
-          <w:rStyle w:val="VerbatimChar"/>
-        </w:rPr>
-        <w:t xml:space="preserve">## 3              purity    0.9666667 maximize external</w:t>
-      </w:r>
-      <w:r>
-        <w:br/>
-      </w:r>
-      <w:r>
-        <w:rPr>
-          <w:rStyle w:val="VerbatimChar"/>
-        </w:rPr>
-        <w:t xml:space="preserve">## 4 adjusted_rand_index    0.9038742 maximize external</w:t>
       </w:r>
     </w:p>
     <w:p>

--- a/examples/clustering/doc/12-model-based-gmm.docx
+++ b/examples/clustering/doc/12-model-based-gmm.docx
@@ -911,6 +911,69 @@
           <w:rStyle w:val="VerbatimChar"/>
         </w:rPr>
         <w:t xml:space="preserve">## [1] 1.584963</w:t>
+      </w:r>
+      <w:r>
+        <w:br/>
+      </w:r>
+      <w:r>
+        <w:rPr>
+          <w:rStyle w:val="VerbatimChar"/>
+        </w:rPr>
+        <w:t xml:space="preserve">## </w:t>
+      </w:r>
+      <w:r>
+        <w:br/>
+      </w:r>
+      <w:r>
+        <w:rPr>
+          <w:rStyle w:val="VerbatimChar"/>
+        </w:rPr>
+        <w:t xml:space="preserve">## $metrics</w:t>
+      </w:r>
+      <w:r>
+        <w:br/>
+      </w:r>
+      <w:r>
+        <w:rPr>
+          <w:rStyle w:val="VerbatimChar"/>
+        </w:rPr>
+        <w:t xml:space="preserve">##                metric        value     goal     type</w:t>
+      </w:r>
+      <w:r>
+        <w:br/>
+      </w:r>
+      <w:r>
+        <w:rPr>
+          <w:rStyle w:val="VerbatimChar"/>
+        </w:rPr>
+        <w:t xml:space="preserve">## 1              loglik -186.0740479 maximize    model</w:t>
+      </w:r>
+      <w:r>
+        <w:br/>
+      </w:r>
+      <w:r>
+        <w:rPr>
+          <w:rStyle w:val="VerbatimChar"/>
+        </w:rPr>
+        <w:t xml:space="preserve">## 2             entropy    0.1611489 minimize external</w:t>
+      </w:r>
+      <w:r>
+        <w:br/>
+      </w:r>
+      <w:r>
+        <w:rPr>
+          <w:rStyle w:val="VerbatimChar"/>
+        </w:rPr>
+        <w:t xml:space="preserve">## 3              purity    0.9666667 maximize external</w:t>
+      </w:r>
+      <w:r>
+        <w:br/>
+      </w:r>
+      <w:r>
+        <w:rPr>
+          <w:rStyle w:val="VerbatimChar"/>
+        </w:rPr>
+        <w:t xml:space="preserve">## 4 adjusted_rand_index    0.9038742 maximize external</w:t>
       </w:r>
     </w:p>
     <w:p>

--- a/examples/clustering/doc/12-model-based-gmm.docx
+++ b/examples/clustering/doc/12-model-based-gmm.docx
@@ -638,7 +638,7 @@
         <w:rPr>
           <w:rStyle w:val="VerbatimChar"/>
         </w:rPr>
-        <w:t xml:space="preserve">##   |                                                                                                                              |                                                                                                                      |   0%  |                                                                                                                              |========                                                                                                              |   7%  |                                                                                                                              |================                                                                                                      |  13%  |                                                                                                                              |========================                                                                                              |  20%  |                                                                                                                              |===============================                                                                                       |  27%  |                                                                                                                              |=======================================                                                                               |  33%  |                                                                                                                              |===============================================                                                                       |  40%  |                                                                                                                              |=======================================================                                                               |  47%  |                                                                                                                              |===============================================================                                                       |  53%  |                                                                                                                              |=======================================================================                                               |  60%  |                                                                                                                              |===============================================================================                                       |  67%  |                                                                                                                              |=======================================================================================                               |  73%  |                                                                                                                              |==============================================================================================                        |  80%  |                                                                                                                              |======================================================================================================                |  87%  |                                                                                                                              |==============================================================================================================        |  93%  |                                                                                                                              |======================================================================================================================| 100%</w:t>
+        <w:t xml:space="preserve">##   |                                                                                                                          |                                                                                                                  |   0%  |                                                                                                                          |========                                                                                                          |   7%  |                                                                                                                          |===============                                                                                                   |  13%  |                                                                                                                          |=======================                                                                                           |  20%  |                                                                                                                          |==============================                                                                                    |  27%  |                                                                                                                          |======================================                                                                            |  33%  |                                                                                                                          |==============================================                                                                    |  40%  |                                                                                                                          |=====================================================                                                             |  47%  |                                                                                                                          |=============================================================                                                     |  53%  |                                                                                                                          |====================================================================                                              |  60%  |                                                                                                                          |============================================================================                                      |  67%  |                                                                                                                          |====================================================================================                              |  73%  |                                                                                                                          |===========================================================================================                       |  80%  |                                                                                                                          |===================================================================================================               |  87%  |                                                                                                                          |==========================================================================================================        |  93%  |                                                                                                                          |==================================================================================================================| 100%</w:t>
       </w:r>
     </w:p>
     <w:p>

--- a/examples/clustering/doc/12-model-based-gmm.docx
+++ b/examples/clustering/doc/12-model-based-gmm.docx
@@ -111,6 +111,21 @@
         </w:rPr>
         <w:t xml:space="preserve">(daltoolbox)</w:t>
       </w:r>
+      <w:r>
+        <w:br/>
+      </w:r>
+      <w:r>
+        <w:rPr>
+          <w:rStyle w:val="FunctionTok"/>
+        </w:rPr>
+        <w:t xml:space="preserve">library</w:t>
+      </w:r>
+      <w:r>
+        <w:rPr>
+          <w:rStyle w:val="NormalTok"/>
+        </w:rPr>
+        <w:t xml:space="preserve">(mclust)</w:t>
+      </w:r>
     </w:p>
     <w:p>
       <w:pPr>
@@ -327,21 +342,27 @@
       </w:pPr>
       <w:r>
         <w:rPr>
-          <w:rStyle w:val="ControlFlowTok"/>
-        </w:rPr>
-        <w:t xml:space="preserve">if</w:t>
-      </w:r>
-      <w:r>
-        <w:rPr>
-          <w:rStyle w:val="NormalTok"/>
-        </w:rPr>
-        <w:t xml:space="preserve"> (</w:t>
+          <w:rStyle w:val="NormalTok"/>
+        </w:rPr>
+        <w:t xml:space="preserve">model </w:t>
+      </w:r>
+      <w:r>
+        <w:rPr>
+          <w:rStyle w:val="OtherTok"/>
+        </w:rPr>
+        <w:t xml:space="preserve">&lt;-</w:t>
+      </w:r>
+      <w:r>
+        <w:rPr>
+          <w:rStyle w:val="NormalTok"/>
+        </w:rPr>
+        <w:t xml:space="preserve"> </w:t>
       </w:r>
       <w:r>
         <w:rPr>
           <w:rStyle w:val="FunctionTok"/>
         </w:rPr>
-        <w:t xml:space="preserve">requireNamespace</w:t>
+        <w:t xml:space="preserve">cluster_gmm</w:t>
       </w:r>
       <w:r>
         <w:rPr>
@@ -351,21 +372,9 @@
       </w:r>
       <w:r>
         <w:rPr>
-          <w:rStyle w:val="StringTok"/>
-        </w:rPr>
-        <w:t xml:space="preserve">"mclust"</w:t>
-      </w:r>
-      <w:r>
-        <w:rPr>
-          <w:rStyle w:val="NormalTok"/>
-        </w:rPr>
-        <w:t xml:space="preserve">, </w:t>
-      </w:r>
-      <w:r>
-        <w:rPr>
           <w:rStyle w:val="AttributeTok"/>
         </w:rPr>
-        <w:t xml:space="preserve">quietly =</w:t>
+        <w:t xml:space="preserve">G =</w:t>
       </w:r>
       <w:r>
         <w:rPr>
@@ -375,63 +384,6 @@
       </w:r>
       <w:r>
         <w:rPr>
-          <w:rStyle w:val="ConstantTok"/>
-        </w:rPr>
-        <w:t xml:space="preserve">TRUE</w:t>
-      </w:r>
-      <w:r>
-        <w:rPr>
-          <w:rStyle w:val="NormalTok"/>
-        </w:rPr>
-        <w:t xml:space="preserve">)) {</w:t>
-      </w:r>
-      <w:r>
-        <w:br/>
-      </w:r>
-      <w:r>
-        <w:rPr>
-          <w:rStyle w:val="NormalTok"/>
-        </w:rPr>
-        <w:t xml:space="preserve">  model </w:t>
-      </w:r>
-      <w:r>
-        <w:rPr>
-          <w:rStyle w:val="OtherTok"/>
-        </w:rPr>
-        <w:t xml:space="preserve">&lt;-</w:t>
-      </w:r>
-      <w:r>
-        <w:rPr>
-          <w:rStyle w:val="NormalTok"/>
-        </w:rPr>
-        <w:t xml:space="preserve"> </w:t>
-      </w:r>
-      <w:r>
-        <w:rPr>
-          <w:rStyle w:val="FunctionTok"/>
-        </w:rPr>
-        <w:t xml:space="preserve">cluster_gmm</w:t>
-      </w:r>
-      <w:r>
-        <w:rPr>
-          <w:rStyle w:val="NormalTok"/>
-        </w:rPr>
-        <w:t xml:space="preserve">(</w:t>
-      </w:r>
-      <w:r>
-        <w:rPr>
-          <w:rStyle w:val="AttributeTok"/>
-        </w:rPr>
-        <w:t xml:space="preserve">G =</w:t>
-      </w:r>
-      <w:r>
-        <w:rPr>
-          <w:rStyle w:val="NormalTok"/>
-        </w:rPr>
-        <w:t xml:space="preserve"> </w:t>
-      </w:r>
-      <w:r>
-        <w:rPr>
           <w:rStyle w:val="DecValTok"/>
         </w:rPr>
         <w:t xml:space="preserve">3</w:t>
@@ -441,15 +393,6 @@
           <w:rStyle w:val="NormalTok"/>
         </w:rPr>
         <w:t xml:space="preserve">)</w:t>
-      </w:r>
-      <w:r>
-        <w:br/>
-      </w:r>
-      <w:r>
-        <w:rPr>
-          <w:rStyle w:val="NormalTok"/>
-        </w:rPr>
-        <w:t xml:space="preserve">}</w:t>
       </w:r>
     </w:p>
     <w:p>
@@ -466,89 +409,32 @@
       </w:pPr>
       <w:r>
         <w:rPr>
-          <w:rStyle w:val="ControlFlowTok"/>
-        </w:rPr>
-        <w:t xml:space="preserve">if</w:t>
-      </w:r>
-      <w:r>
-        <w:rPr>
-          <w:rStyle w:val="NormalTok"/>
-        </w:rPr>
-        <w:t xml:space="preserve"> (</w:t>
+          <w:rStyle w:val="NormalTok"/>
+        </w:rPr>
+        <w:t xml:space="preserve">model </w:t>
+      </w:r>
+      <w:r>
+        <w:rPr>
+          <w:rStyle w:val="OtherTok"/>
+        </w:rPr>
+        <w:t xml:space="preserve">&lt;-</w:t>
+      </w:r>
+      <w:r>
+        <w:rPr>
+          <w:rStyle w:val="NormalTok"/>
+        </w:rPr>
+        <w:t xml:space="preserve"> daltoolbox</w:t>
+      </w:r>
+      <w:r>
+        <w:rPr>
+          <w:rStyle w:val="SpecialCharTok"/>
+        </w:rPr>
+        <w:t xml:space="preserve">::</w:t>
       </w:r>
       <w:r>
         <w:rPr>
           <w:rStyle w:val="FunctionTok"/>
         </w:rPr>
-        <w:t xml:space="preserve">requireNamespace</w:t>
-      </w:r>
-      <w:r>
-        <w:rPr>
-          <w:rStyle w:val="NormalTok"/>
-        </w:rPr>
-        <w:t xml:space="preserve">(</w:t>
-      </w:r>
-      <w:r>
-        <w:rPr>
-          <w:rStyle w:val="StringTok"/>
-        </w:rPr>
-        <w:t xml:space="preserve">"mclust"</w:t>
-      </w:r>
-      <w:r>
-        <w:rPr>
-          <w:rStyle w:val="NormalTok"/>
-        </w:rPr>
-        <w:t xml:space="preserve">, </w:t>
-      </w:r>
-      <w:r>
-        <w:rPr>
-          <w:rStyle w:val="AttributeTok"/>
-        </w:rPr>
-        <w:t xml:space="preserve">quietly =</w:t>
-      </w:r>
-      <w:r>
-        <w:rPr>
-          <w:rStyle w:val="NormalTok"/>
-        </w:rPr>
-        <w:t xml:space="preserve"> </w:t>
-      </w:r>
-      <w:r>
-        <w:rPr>
-          <w:rStyle w:val="ConstantTok"/>
-        </w:rPr>
-        <w:t xml:space="preserve">TRUE</w:t>
-      </w:r>
-      <w:r>
-        <w:rPr>
-          <w:rStyle w:val="NormalTok"/>
-        </w:rPr>
-        <w:t xml:space="preserve">)) {</w:t>
-      </w:r>
-      <w:r>
-        <w:br/>
-      </w:r>
-      <w:r>
-        <w:rPr>
-          <w:rStyle w:val="NormalTok"/>
-        </w:rPr>
-        <w:t xml:space="preserve">  model </w:t>
-      </w:r>
-      <w:r>
-        <w:rPr>
-          <w:rStyle w:val="OtherTok"/>
-        </w:rPr>
-        <w:t xml:space="preserve">&lt;-</w:t>
-      </w:r>
-      <w:r>
-        <w:rPr>
-          <w:rStyle w:val="NormalTok"/>
-        </w:rPr>
-        <w:t xml:space="preserve"> </w:t>
-      </w:r>
-      <w:r>
-        <w:rPr>
-          <w:rStyle w:val="FunctionTok"/>
-        </w:rPr>
         <w:t xml:space="preserve">fit</w:t>
       </w:r>
       <w:r>
@@ -556,69 +442,6 @@
           <w:rStyle w:val="NormalTok"/>
         </w:rPr>
         <w:t xml:space="preserve">(model, x)</w:t>
-      </w:r>
-      <w:r>
-        <w:br/>
-      </w:r>
-      <w:r>
-        <w:rPr>
-          <w:rStyle w:val="NormalTok"/>
-        </w:rPr>
-        <w:t xml:space="preserve">  clu </w:t>
-      </w:r>
-      <w:r>
-        <w:rPr>
-          <w:rStyle w:val="OtherTok"/>
-        </w:rPr>
-        <w:t xml:space="preserve">&lt;-</w:t>
-      </w:r>
-      <w:r>
-        <w:rPr>
-          <w:rStyle w:val="NormalTok"/>
-        </w:rPr>
-        <w:t xml:space="preserve"> </w:t>
-      </w:r>
-      <w:r>
-        <w:rPr>
-          <w:rStyle w:val="FunctionTok"/>
-        </w:rPr>
-        <w:t xml:space="preserve">cluster</w:t>
-      </w:r>
-      <w:r>
-        <w:rPr>
-          <w:rStyle w:val="NormalTok"/>
-        </w:rPr>
-        <w:t xml:space="preserve">(model, x)</w:t>
-      </w:r>
-      <w:r>
-        <w:br/>
-      </w:r>
-      <w:r>
-        <w:rPr>
-          <w:rStyle w:val="NormalTok"/>
-        </w:rPr>
-        <w:t xml:space="preserve">  </w:t>
-      </w:r>
-      <w:r>
-        <w:rPr>
-          <w:rStyle w:val="FunctionTok"/>
-        </w:rPr>
-        <w:t xml:space="preserve">table</w:t>
-      </w:r>
-      <w:r>
-        <w:rPr>
-          <w:rStyle w:val="NormalTok"/>
-        </w:rPr>
-        <w:t xml:space="preserve">(clu)</w:t>
-      </w:r>
-      <w:r>
-        <w:br/>
-      </w:r>
-      <w:r>
-        <w:rPr>
-          <w:rStyle w:val="NormalTok"/>
-        </w:rPr>
-        <w:t xml:space="preserve">}</w:t>
       </w:r>
     </w:p>
     <w:p>
@@ -647,126 +470,125 @@
       </w:pPr>
       <w:r>
         <w:rPr>
-          <w:rStyle w:val="VerbatimChar"/>
-        </w:rPr>
-        <w:t xml:space="preserve">## clu</w:t>
-      </w:r>
-      <w:r>
-        <w:br/>
-      </w:r>
-      <w:r>
-        <w:rPr>
-          <w:rStyle w:val="VerbatimChar"/>
-        </w:rPr>
-        <w:t xml:space="preserve">##  1  2  3 </w:t>
-      </w:r>
-      <w:r>
-        <w:br/>
-      </w:r>
-      <w:r>
-        <w:rPr>
-          <w:rStyle w:val="VerbatimChar"/>
-        </w:rPr>
-        <w:t xml:space="preserve">## 50 45 55</w:t>
+          <w:rStyle w:val="NormalTok"/>
+        </w:rPr>
+        <w:t xml:space="preserve">clu </w:t>
+      </w:r>
+      <w:r>
+        <w:rPr>
+          <w:rStyle w:val="OtherTok"/>
+        </w:rPr>
+        <w:t xml:space="preserve">&lt;-</w:t>
+      </w:r>
+      <w:r>
+        <w:rPr>
+          <w:rStyle w:val="NormalTok"/>
+        </w:rPr>
+        <w:t xml:space="preserve"> daltoolbox</w:t>
+      </w:r>
+      <w:r>
+        <w:rPr>
+          <w:rStyle w:val="SpecialCharTok"/>
+        </w:rPr>
+        <w:t xml:space="preserve">::</w:t>
+      </w:r>
+      <w:r>
+        <w:rPr>
+          <w:rStyle w:val="FunctionTok"/>
+        </w:rPr>
+        <w:t xml:space="preserve">cluster</w:t>
+      </w:r>
+      <w:r>
+        <w:rPr>
+          <w:rStyle w:val="NormalTok"/>
+        </w:rPr>
+        <w:t xml:space="preserve">(model, x)</w:t>
+      </w:r>
+      <w:r>
+        <w:br/>
+      </w:r>
+      <w:r>
+        <w:rPr>
+          <w:rStyle w:val="FunctionTok"/>
+        </w:rPr>
+        <w:t xml:space="preserve">table</w:t>
+      </w:r>
+      <w:r>
+        <w:rPr>
+          <w:rStyle w:val="NormalTok"/>
+        </w:rPr>
+        <w:t xml:space="preserve">(clu)</w:t>
       </w:r>
     </w:p>
     <w:p>
       <w:pPr>
-        <w:pStyle w:val="FirstParagraph"/>
-      </w:pPr>
-      <w:r>
-        <w:t xml:space="preserve">Evaluate the partition.</w:t>
+        <w:pStyle w:val="SourceCode"/>
+      </w:pPr>
+      <w:r>
+        <w:rPr>
+          <w:rStyle w:val="VerbatimChar"/>
+        </w:rPr>
+        <w:t xml:space="preserve">## clu</w:t>
+      </w:r>
+      <w:r>
+        <w:br/>
+      </w:r>
+      <w:r>
+        <w:rPr>
+          <w:rStyle w:val="VerbatimChar"/>
+        </w:rPr>
+        <w:t xml:space="preserve">##  1  2  3 </w:t>
+      </w:r>
+      <w:r>
+        <w:br/>
+      </w:r>
+      <w:r>
+        <w:rPr>
+          <w:rStyle w:val="VerbatimChar"/>
+        </w:rPr>
+        <w:t xml:space="preserve">## 50 45 55</w:t>
       </w:r>
     </w:p>
     <w:p>
       <w:pPr>
+        <w:pStyle w:val="FirstParagraph"/>
+      </w:pPr>
+      <w:r>
+        <w:t xml:space="preserve">Evaluate the partition.</w:t>
+      </w:r>
+    </w:p>
+    <w:p>
+      <w:pPr>
         <w:pStyle w:val="SourceCode"/>
       </w:pPr>
       <w:r>
         <w:rPr>
-          <w:rStyle w:val="ControlFlowTok"/>
-        </w:rPr>
-        <w:t xml:space="preserve">if</w:t>
-      </w:r>
-      <w:r>
-        <w:rPr>
-          <w:rStyle w:val="NormalTok"/>
-        </w:rPr>
-        <w:t xml:space="preserve"> (</w:t>
+          <w:rStyle w:val="NormalTok"/>
+        </w:rPr>
+        <w:t xml:space="preserve">eval </w:t>
+      </w:r>
+      <w:r>
+        <w:rPr>
+          <w:rStyle w:val="OtherTok"/>
+        </w:rPr>
+        <w:t xml:space="preserve">&lt;-</w:t>
+      </w:r>
+      <w:r>
+        <w:rPr>
+          <w:rStyle w:val="NormalTok"/>
+        </w:rPr>
+        <w:t xml:space="preserve"> daltoolbox</w:t>
+      </w:r>
+      <w:r>
+        <w:rPr>
+          <w:rStyle w:val="SpecialCharTok"/>
+        </w:rPr>
+        <w:t xml:space="preserve">::</w:t>
       </w:r>
       <w:r>
         <w:rPr>
           <w:rStyle w:val="FunctionTok"/>
         </w:rPr>
-        <w:t xml:space="preserve">requireNamespace</w:t>
-      </w:r>
-      <w:r>
-        <w:rPr>
-          <w:rStyle w:val="NormalTok"/>
-        </w:rPr>
-        <w:t xml:space="preserve">(</w:t>
-      </w:r>
-      <w:r>
-        <w:rPr>
-          <w:rStyle w:val="StringTok"/>
-        </w:rPr>
-        <w:t xml:space="preserve">"mclust"</w:t>
-      </w:r>
-      <w:r>
-        <w:rPr>
-          <w:rStyle w:val="NormalTok"/>
-        </w:rPr>
-        <w:t xml:space="preserve">, </w:t>
-      </w:r>
-      <w:r>
-        <w:rPr>
-          <w:rStyle w:val="AttributeTok"/>
-        </w:rPr>
-        <w:t xml:space="preserve">quietly =</w:t>
-      </w:r>
-      <w:r>
-        <w:rPr>
-          <w:rStyle w:val="NormalTok"/>
-        </w:rPr>
-        <w:t xml:space="preserve"> </w:t>
-      </w:r>
-      <w:r>
-        <w:rPr>
-          <w:rStyle w:val="ConstantTok"/>
-        </w:rPr>
-        <w:t xml:space="preserve">TRUE</w:t>
-      </w:r>
-      <w:r>
-        <w:rPr>
-          <w:rStyle w:val="NormalTok"/>
-        </w:rPr>
-        <w:t xml:space="preserve">)) {</w:t>
-      </w:r>
-      <w:r>
-        <w:br/>
-      </w:r>
-      <w:r>
-        <w:rPr>
-          <w:rStyle w:val="NormalTok"/>
-        </w:rPr>
-        <w:t xml:space="preserve">  eval </w:t>
-      </w:r>
-      <w:r>
-        <w:rPr>
-          <w:rStyle w:val="OtherTok"/>
-        </w:rPr>
-        <w:t xml:space="preserve">&lt;-</w:t>
-      </w:r>
-      <w:r>
-        <w:rPr>
-          <w:rStyle w:val="NormalTok"/>
-        </w:rPr>
-        <w:t xml:space="preserve"> </w:t>
-      </w:r>
-      <w:r>
-        <w:rPr>
-          <w:rStyle w:val="FunctionTok"/>
-        </w:rPr>
         <w:t xml:space="preserve">evaluate</w:t>
       </w:r>
       <w:r>
@@ -782,16 +604,7 @@
         <w:rPr>
           <w:rStyle w:val="NormalTok"/>
         </w:rPr>
-        <w:t xml:space="preserve">  eval</w:t>
-      </w:r>
-      <w:r>
-        <w:br/>
-      </w:r>
-      <w:r>
-        <w:rPr>
-          <w:rStyle w:val="NormalTok"/>
-        </w:rPr>
-        <w:t xml:space="preserve">}</w:t>
+        <w:t xml:space="preserve">eval</w:t>
       </w:r>
     </w:p>
     <w:p>

--- a/examples/clustering/doc/12-model-based-gmm.docx
+++ b/examples/clustering/doc/12-model-based-gmm.docx
@@ -461,7 +461,7 @@
         <w:rPr>
           <w:rStyle w:val="VerbatimChar"/>
         </w:rPr>
-        <w:t xml:space="preserve">##   |                                                                                                                          |                                                                                                                  |   0%  |                                                                                                                          |========                                                                                                          |   7%  |                                                                                                                          |===============                                                                                                   |  13%  |                                                                                                                          |=======================                                                                                           |  20%  |                                                                                                                          |==============================                                                                                    |  27%  |                                                                                                                          |======================================                                                                            |  33%  |                                                                                                                          |==============================================                                                                    |  40%  |                                                                                                                          |=====================================================                                                             |  47%  |                                                                                                                          |=============================================================                                                     |  53%  |                                                                                                                          |====================================================================                                              |  60%  |                                                                                                                          |============================================================================                                      |  67%  |                                                                                                                          |====================================================================================                              |  73%  |                                                                                                                          |===========================================================================================                       |  80%  |                                                                                                                          |===================================================================================================               |  87%  |                                                                                                                          |==========================================================================================================        |  93%  |                                                                                                                          |==================================================================================================================| 100%</w:t>
+        <w:t xml:space="preserve">##   |                                                                                                                                                               |                                                                                                                                                       |   0%  |                                                                                                                                                               |==========                                                                                                                                             |   7%  |                                                                                                                                                               |====================                                                                                                                                   |  13%  |                                                                                                                                                               |==============================                                                                                                                         |  20%  |                                                                                                                                                               |========================================                                                                                                               |  27%  |                                                                                                                                                               |==================================================                                                                                                     |  33%  |                                                                                                                                                               |============================================================                                                                                           |  40%  |                                                                                                                                                               |======================================================================                                                                                 |  47%  |                                                                                                                                                               |=================================================================================                                                                      |  53%  |                                                                                                                                                               |===========================================================================================                                                            |  60%  |                                                                                                                                                               |=====================================================================================================                                                  |  67%  |                                                                                                                                                               |===============================================================================================================                                        |  73%  |                                                                                                                                                               |=========================================================================================================================                              |  80%  |                                                                                                                                                               |===================================================================================================================================                    |  87%  |                                                                                                                                                               |=============================================================================================================================================          |  93%  |                                                                                                                                                               |=======================================================================================================================================================| 100%</w:t>
       </w:r>
     </w:p>
     <w:p>
